--- a/2026-05-15_Alabama_script.docx
+++ b/2026-05-15_Alabama_script.docx
@@ -497,7 +497,7 @@
         <w:t>Advisor quality</w:t>
       </w:r>
       <w:r>
-        <w:t>. A  supportive advisor is perhaps the most crucial element in student progress and well-being. However, advising practices vary significantly and are not often institutionally rewarded, leaving students in a precarious position without clear guidelines to navigate challenges.</w:t>
+        <w:t>. A supportive advisor is perhaps the most crucial element in student progress and well-being. However, advising practices vary significantly and are not often institutionally rewarded, leaving students in a precarious position without clear guidelines to navigate challenges.</w:t>
       </w:r>
     </w:p>
     <w:p>
@@ -1422,315 +1422,6 @@
         </w:rPr>
       </w:pPr>
     </w:p>
-    <w:p>
-      <w:pPr>
-        <w:rPr>
-          <w:b/>
-          <w:bCs/>
-        </w:rPr>
-      </w:pPr>
-    </w:p>
-    <w:p>
-      <w:pPr>
-        <w:rPr>
-          <w:b/>
-          <w:bCs/>
-        </w:rPr>
-      </w:pPr>
-      <w:r>
-        <w:rPr>
-          <w:b/>
-          <w:bCs/>
-        </w:rPr>
-        <w:t xml:space="preserve">[move to faculty workshop?] </w:t>
-      </w:r>
-      <w:r>
-        <w:rPr>
-          <w:b/>
-          <w:bCs/>
-        </w:rPr>
-        <w:t>- Where to begin</w:t>
-      </w:r>
-    </w:p>
-    <w:p/>
-    <w:p>
-      <w:r>
-        <w:t>When you're trying to move in new directions, it can be hard to know where to put your energy. Here are some key focal points:</w:t>
-      </w:r>
-    </w:p>
-    <w:p>
-      <w:pPr>
-        <w:ind w:left="720"/>
-      </w:pPr>
-    </w:p>
-    <w:p>
-      <w:pPr>
-        <w:numPr>
-          <w:ilvl w:val="0"/>
-          <w:numId w:val="5"/>
-        </w:numPr>
-      </w:pPr>
-      <w:r>
-        <w:t>Assess what's working for you and what's not. What sparks joy? What leaves you feeling drained? You might try building a reflective habit into your schedule: at the end of each week, look back over your calendar, and make note of how different things affected you. These questions might guide your thinking:</w:t>
-      </w:r>
-    </w:p>
-    <w:p>
-      <w:pPr>
-        <w:numPr>
-          <w:ilvl w:val="1"/>
-          <w:numId w:val="5"/>
-        </w:numPr>
-      </w:pPr>
-      <w:r>
-        <w:t>Which meetings do I leave feeling inspired versus depleted?</w:t>
-      </w:r>
-    </w:p>
-    <w:p>
-      <w:pPr>
-        <w:numPr>
-          <w:ilvl w:val="1"/>
-          <w:numId w:val="5"/>
-        </w:numPr>
-      </w:pPr>
-      <w:r>
-        <w:t>What types of problems am I naturally drawn to solve?</w:t>
-      </w:r>
-    </w:p>
-    <w:p>
-      <w:pPr>
-        <w:numPr>
-          <w:ilvl w:val="1"/>
-          <w:numId w:val="5"/>
-        </w:numPr>
-      </w:pPr>
-      <w:r>
-        <w:t>When do I feel most confident and competent in my contributions?</w:t>
-      </w:r>
-    </w:p>
-    <w:p>
-      <w:pPr>
-        <w:numPr>
-          <w:ilvl w:val="1"/>
-          <w:numId w:val="5"/>
-        </w:numPr>
-      </w:pPr>
-      <w:r>
-        <w:t>What work feels meaningful enough that I'd do it even if it weren't required?</w:t>
-      </w:r>
-    </w:p>
-    <w:p>
-      <w:pPr>
-        <w:numPr>
-          <w:ilvl w:val="1"/>
-          <w:numId w:val="5"/>
-        </w:numPr>
-      </w:pPr>
-      <w:r>
-        <w:t>Which collaborations bring out my best thinking?</w:t>
-      </w:r>
-    </w:p>
-    <w:p>
-      <w:r>
-        <w:t>Watch for patterns to emerge; it will help you have a sense of the kinds of things you want to do more of over time.</w:t>
-      </w:r>
-    </w:p>
-    <w:p>
-      <w:pPr>
-        <w:ind w:left="720"/>
-      </w:pPr>
-    </w:p>
-    <w:p>
-      <w:pPr>
-        <w:numPr>
-          <w:ilvl w:val="0"/>
-          <w:numId w:val="5"/>
-        </w:numPr>
-      </w:pPr>
-      <w:r>
-        <w:t>Build relationships and learn the landscape</w:t>
-      </w:r>
-    </w:p>
-    <w:p>
-      <w:pPr>
-        <w:numPr>
-          <w:ilvl w:val="1"/>
-          <w:numId w:val="5"/>
-        </w:numPr>
-      </w:pPr>
-      <w:r>
-        <w:t xml:space="preserve">I don't like to think about this as networking, which implies a transaction. Building real relationships starts with curiosity and interest, no matter what might emerge later on. It's so important to listen into conversations happening in spaces that you think you might be drawn to. Every collaboration, every social connection, every conference chat is an opportunity to strengthen your relationships so that you </w:t>
-      </w:r>
-      <w:r>
-        <w:lastRenderedPageBreak/>
-        <w:t>have a clearer picture of the terrain.</w:t>
-      </w:r>
-      <w:r>
-        <w:br/>
-      </w:r>
-    </w:p>
-    <w:p>
-      <w:pPr>
-        <w:numPr>
-          <w:ilvl w:val="0"/>
-          <w:numId w:val="5"/>
-        </w:numPr>
-      </w:pPr>
-      <w:r>
-        <w:t>Seek out resources before you need them</w:t>
-      </w:r>
-    </w:p>
-    <w:p>
-      <w:pPr>
-        <w:numPr>
-          <w:ilvl w:val="1"/>
-          <w:numId w:val="5"/>
-        </w:numPr>
-      </w:pPr>
-      <w:r>
-        <w:t xml:space="preserve">It's never too late to look for resources — but it's never too early, either. Everyone's path is individual, so I don't pretend to know exactly what you need in this moment, but I do have a number of resources that I recommend for reflection, discovery, and career support. No matter what, get to know the graduate career center so that you have someone in your corner when you're ready to start a job search. I've gathered some of my favorites at </w:t>
-      </w:r>
-      <w:commentRangeStart w:id="4"/>
-      <w:r>
-        <w:fldChar w:fldCharType="begin"/>
-      </w:r>
-      <w:r>
-        <w:instrText>HYPERLINK "http://bit.ly/inkcap-resources" \h</w:instrText>
-      </w:r>
-      <w:r>
-        <w:fldChar w:fldCharType="separate"/>
-      </w:r>
-      <w:r>
-        <w:rPr>
-          <w:color w:val="1155CC"/>
-          <w:u w:val="single"/>
-        </w:rPr>
-        <w:t>bit.ly/inkcap-resources</w:t>
-      </w:r>
-      <w:r>
-        <w:fldChar w:fldCharType="end"/>
-      </w:r>
-      <w:r>
-        <w:t xml:space="preserve">. </w:t>
-      </w:r>
-      <w:commentRangeEnd w:id="4"/>
-      <w:r>
-        <w:rPr>
-          <w:rStyle w:val="CommentReference"/>
-          <w:sz w:val="22"/>
-          <w:szCs w:val="22"/>
-        </w:rPr>
-        <w:commentReference w:id="4"/>
-      </w:r>
-      <w:r>
-        <w:br/>
-      </w:r>
-    </w:p>
-    <w:p>
-      <w:pPr>
-        <w:numPr>
-          <w:ilvl w:val="0"/>
-          <w:numId w:val="5"/>
-        </w:numPr>
-      </w:pPr>
-      <w:r>
-        <w:t>Make a plan</w:t>
-      </w:r>
-    </w:p>
-    <w:p>
-      <w:pPr>
-        <w:numPr>
-          <w:ilvl w:val="1"/>
-          <w:numId w:val="5"/>
-        </w:numPr>
-      </w:pPr>
-      <w:r>
-        <w:t>Whether you're actively job searching or just starting to explore, it's a good idea to set some goals for yourself — as well as some limits. Maybe it's hard for you to reach out to people, so you decide to contact a certain number of people per week or month. Or maybe you know you can easily get sucked in, and you don't want to spend more than a certain amount of time per week looking at job postings. A plan can help you feel more in control of a process that can be overwhelming.</w:t>
-      </w:r>
-      <w:r>
-        <w:br/>
-      </w:r>
-    </w:p>
-    <w:p>
-      <w:pPr>
-        <w:numPr>
-          <w:ilvl w:val="0"/>
-          <w:numId w:val="5"/>
-        </w:numPr>
-      </w:pPr>
-      <w:r>
-        <w:t>Put yourself out there!</w:t>
-      </w:r>
-    </w:p>
-    <w:p>
-      <w:pPr>
-        <w:numPr>
-          <w:ilvl w:val="1"/>
-          <w:numId w:val="5"/>
-        </w:numPr>
-      </w:pPr>
-      <w:r>
-        <w:t>Risk-taking is a big part of this. Rejection happens to everyone — a lot. I have folders filled with job applications that never panned out, with op-eds that I pitched but couldn't place, with grant proposals that didn't get funded. The more you try, the more likely you are to succeed.</w:t>
-      </w:r>
-      <w:r>
-        <w:br/>
-      </w:r>
-    </w:p>
-    <w:p>
-      <w:pPr>
-        <w:numPr>
-          <w:ilvl w:val="0"/>
-          <w:numId w:val="5"/>
-        </w:numPr>
-      </w:pPr>
-      <w:r>
-        <w:t>Take time to reflect</w:t>
-      </w:r>
-    </w:p>
-    <w:p>
-      <w:pPr>
-        <w:numPr>
-          <w:ilvl w:val="1"/>
-          <w:numId w:val="5"/>
-        </w:numPr>
-      </w:pPr>
-      <w:r>
-        <w:t xml:space="preserve">Don't forget to pause during the process to think about what's working, and what isn't. </w:t>
-      </w:r>
-      <w:r>
-        <w:br/>
-      </w:r>
-    </w:p>
-    <w:p>
-      <w:pPr>
-        <w:numPr>
-          <w:ilvl w:val="0"/>
-          <w:numId w:val="5"/>
-        </w:numPr>
-      </w:pPr>
-      <w:r>
-        <w:t xml:space="preserve">Repeat. </w:t>
-      </w:r>
-    </w:p>
-    <w:p>
-      <w:pPr>
-        <w:numPr>
-          <w:ilvl w:val="1"/>
-          <w:numId w:val="5"/>
-        </w:numPr>
-      </w:pPr>
-      <w:r>
-        <w:t>You'll likely cycle through this process many times, and that's completely normal! It's a set of skills you'll continue to draw on throughout your career.</w:t>
-      </w:r>
-    </w:p>
-    <w:p>
-      <w:pPr>
-        <w:rPr>
-          <w:b/>
-          <w:bCs/>
-        </w:rPr>
-      </w:pPr>
-    </w:p>
-    <w:p/>
     <w:p/>
     <w:sectPr>
       <w:pgSz w:w="12240" w:h="15840"/>
@@ -1808,38 +1499,6 @@
       </w:r>
     </w:p>
   </w:comment>
-  <w:comment w:id="4" w:author="Katina Rogers" w:date="2026-05-07T01:04:00Z" w:initials="">
-    <w:p>
-      <w:pPr>
-        <w:widowControl w:val="0"/>
-        <w:pBdr>
-          <w:top w:val="nil"/>
-          <w:left w:val="nil"/>
-          <w:bottom w:val="nil"/>
-          <w:right w:val="nil"/>
-          <w:between w:val="nil"/>
-        </w:pBdr>
-        <w:spacing w:line="240" w:lineRule="auto"/>
-        <w:rPr>
-          <w:rFonts w:ascii="Arial" w:eastAsia="Arial" w:hAnsi="Arial" w:cs="Arial"/>
-          <w:color w:val="000000"/>
-        </w:rPr>
-      </w:pPr>
-      <w:r>
-        <w:rPr>
-          <w:rStyle w:val="CommentReference"/>
-        </w:rPr>
-        <w:annotationRef/>
-      </w:r>
-      <w:r>
-        <w:rPr>
-          <w:rFonts w:ascii="Arial" w:eastAsia="Arial" w:hAnsi="Arial" w:cs="Arial"/>
-          <w:color w:val="000000"/>
-        </w:rPr>
-        <w:t>add QR code</w:t>
-      </w:r>
-    </w:p>
-  </w:comment>
 </w:comments>
 </file>
 
@@ -1847,7 +1506,6 @@
 <w15:commentsEx xmlns:wpc="http://schemas.microsoft.com/office/word/2010/wordprocessingCanvas" xmlns:cx="http://schemas.microsoft.com/office/drawing/2014/chartex" xmlns:cx1="http://schemas.microsoft.com/office/drawing/2015/9/8/chartex" xmlns:cx2="http://schemas.microsoft.com/office/drawing/2015/10/21/chartex" xmlns:cx3="http://schemas.microsoft.com/office/drawing/2016/5/9/chartex" xmlns:cx4="http://schemas.microsoft.com/office/drawing/2016/5/10/chartex" xmlns:cx5="http://schemas.microsoft.com/office/drawing/2016/5/11/chartex" xmlns:cx6="http://schemas.microsoft.com/office/drawing/2016/5/12/chartex" xmlns:cx7="http://schemas.microsoft.com/office/drawing/2016/5/13/chartex" xmlns:cx8="http://schemas.microsoft.com/office/drawing/2016/5/14/chartex" xmlns:mc="http://schemas.openxmlformats.org/markup-compatibility/2006" xmlns:aink="http://schemas.microsoft.com/office/drawing/2016/ink" xmlns:am3d="http://schemas.microsoft.com/office/drawing/2017/model3d" xmlns:o="urn:schemas-microsoft-com:office:office" xmlns:oel="http://schemas.microsoft.com/office/2019/extlst" xmlns:r="http://schemas.openxmlformats.org/officeDocument/2006/relationships" xmlns:m="http://schemas.openxmlformats.org/officeDocument/2006/math" xmlns:v="urn:schemas-microsoft-com:vml" xmlns:wp14="http://schemas.microsoft.com/office/word/2010/wordprocessingDrawing" xmlns:wp="http://schemas.openxmlformats.org/drawingml/2006/wordprocessingDrawing" xmlns:w10="urn:schemas-microsoft-com:office:word" xmlns:w="http://schemas.openxmlformats.org/wordprocessingml/2006/main" xmlns:w14="http://schemas.microsoft.com/office/word/2010/wordml" xmlns:w15="http://schemas.microsoft.com/office/word/2012/wordml" xmlns:w16cex="http://schemas.microsoft.com/office/word/2018/wordml/cex" xmlns:w16cid="http://schemas.microsoft.com/office/word/2016/wordml/cid" xmlns:w16="http://schemas.microsoft.com/office/word/2018/wordml" xmlns:w16du="http://schemas.microsoft.com/office/word/2023/wordml/word16du" xmlns:w16sdtdh="http://schemas.microsoft.com/office/word/2020/wordml/sdtdatahash" xmlns:w16sdtfl="http://schemas.microsoft.com/office/word/2024/wordml/sdtformatlock" xmlns:w16se="http://schemas.microsoft.com/office/word/2015/wordml/symex" xmlns:wpg="http://schemas.microsoft.com/office/word/2010/wordprocessingGroup" xmlns:wpi="http://schemas.microsoft.com/office/word/2010/wordprocessingInk" xmlns:wne="http://schemas.microsoft.com/office/word/2006/wordml" xmlns:wps="http://schemas.microsoft.com/office/word/2010/wordprocessingShape" mc:Ignorable="w14 w15 w16se w16cid w16 w16cex w16sdtdh w16sdtfl w16du wp14">
   <w15:commentEx w15:paraId="0000009C" w15:done="0"/>
   <w15:commentEx w15:paraId="00000097" w15:done="0"/>
-  <w15:commentEx w15:paraId="00000099" w15:done="0"/>
 </w15:commentsEx>
 </file>
 
@@ -1855,7 +1513,6 @@
 <w16cid:commentsIds xmlns:wpc="http://schemas.microsoft.com/office/word/2010/wordprocessingCanvas" xmlns:cx="http://schemas.microsoft.com/office/drawing/2014/chartex" xmlns:cx1="http://schemas.microsoft.com/office/drawing/2015/9/8/chartex" xmlns:cx2="http://schemas.microsoft.com/office/drawing/2015/10/21/chartex" xmlns:cx3="http://schemas.microsoft.com/office/drawing/2016/5/9/chartex" xmlns:cx4="http://schemas.microsoft.com/office/drawing/2016/5/10/chartex" xmlns:cx5="http://schemas.microsoft.com/office/drawing/2016/5/11/chartex" xmlns:cx6="http://schemas.microsoft.com/office/drawing/2016/5/12/chartex" xmlns:cx7="http://schemas.microsoft.com/office/drawing/2016/5/13/chartex" xmlns:cx8="http://schemas.microsoft.com/office/drawing/2016/5/14/chartex" xmlns:mc="http://schemas.openxmlformats.org/markup-compatibility/2006" xmlns:aink="http://schemas.microsoft.com/office/drawing/2016/ink" xmlns:am3d="http://schemas.microsoft.com/office/drawing/2017/model3d" xmlns:o="urn:schemas-microsoft-com:office:office" xmlns:oel="http://schemas.microsoft.com/office/2019/extlst" xmlns:r="http://schemas.openxmlformats.org/officeDocument/2006/relationships" xmlns:m="http://schemas.openxmlformats.org/officeDocument/2006/math" xmlns:v="urn:schemas-microsoft-com:vml" xmlns:wp14="http://schemas.microsoft.com/office/word/2010/wordprocessingDrawing" xmlns:wp="http://schemas.openxmlformats.org/drawingml/2006/wordprocessingDrawing" xmlns:w10="urn:schemas-microsoft-com:office:word" xmlns:w="http://schemas.openxmlformats.org/wordprocessingml/2006/main" xmlns:w14="http://schemas.microsoft.com/office/word/2010/wordml" xmlns:w15="http://schemas.microsoft.com/office/word/2012/wordml" xmlns:w16cex="http://schemas.microsoft.com/office/word/2018/wordml/cex" xmlns:w16cid="http://schemas.microsoft.com/office/word/2016/wordml/cid" xmlns:w16="http://schemas.microsoft.com/office/word/2018/wordml" xmlns:w16du="http://schemas.microsoft.com/office/word/2023/wordml/word16du" xmlns:w16sdtdh="http://schemas.microsoft.com/office/word/2020/wordml/sdtdatahash" xmlns:w16sdtfl="http://schemas.microsoft.com/office/word/2024/wordml/sdtformatlock" xmlns:w16se="http://schemas.microsoft.com/office/word/2015/wordml/symex" xmlns:wpg="http://schemas.microsoft.com/office/word/2010/wordprocessingGroup" xmlns:wpi="http://schemas.microsoft.com/office/word/2010/wordprocessingInk" xmlns:wne="http://schemas.microsoft.com/office/word/2006/wordml" xmlns:wps="http://schemas.microsoft.com/office/word/2010/wordprocessingShape" mc:Ignorable="w14 w15 w16se w16cid w16 w16cex w16sdtdh w16sdtfl w16du wp14">
   <w16cid:commentId w16cid:paraId="0000009C" w16cid:durableId="0000009C"/>
   <w16cid:commentId w16cid:paraId="00000097" w16cid:durableId="00000097"/>
-  <w16cid:commentId w16cid:paraId="00000099" w16cid:durableId="00000099"/>
 </w16cid:commentsIds>
 </file>
 

--- a/2026-05-15_Alabama_script.docx
+++ b/2026-05-15_Alabama_script.docx
@@ -104,12 +104,6 @@
     <w:p/>
     <w:p>
       <w:r>
-        <w:t>I'll also be talking about mushrooms! This is where the idea of unexpected flourishing comes in. Because thriving doesn't always look the way we expect it to look.</w:t>
-      </w:r>
-    </w:p>
-    <w:p/>
-    <w:p>
-      <w:r>
         <w:t xml:space="preserve">The talk I'm giving today draws on both my first book, </w:t>
       </w:r>
       <w:r>
@@ -143,7 +137,13 @@
         <w:t>Unexpected Flourishing: Growth from Decay in the Mycelial University</w:t>
       </w:r>
       <w:r>
-        <w:t xml:space="preserve">. It's a book about the current state of higher education and even though decay is right there in the title, it takes a stance not of despair, but of </w:t>
+        <w:t xml:space="preserve">. </w:t>
+      </w:r>
+      <w:r>
+        <w:t xml:space="preserve">(I’ll say more about mycelium in a moment.) </w:t>
+      </w:r>
+      <w:r>
+        <w:t xml:space="preserve">It's a book about the current state of higher education and even though decay is right there in the title, it takes a stance not of despair, but of </w:t>
       </w:r>
       <w:r>
         <w:rPr>
@@ -197,7 +197,16 @@
     <w:p/>
     <w:p>
       <w:r>
-        <w:t>I'll say more about mycelium in a moment, but let's start with a photo. One way to see this picture is as a rotting log. Another is to see it as a thriving ecosystem. And it gives a glimpse of what fascinates and inspires me about mushrooms.</w:t>
+        <w:t>I'll also be talking about mushrooms! This is where the idea of unexpected flourishing comes in. Because thriving doesn't always look the way we expect it to look.</w:t>
+      </w:r>
+    </w:p>
+    <w:p/>
+    <w:p>
+      <w:r>
+        <w:t>Let’s</w:t>
+      </w:r>
+      <w:r>
+        <w:t xml:space="preserve"> start with a photo. One way to see this picture is as a rotting log. Another is to see it as a thriving ecosystem. And it gives a glimpse of what fascinates and inspires me about mushrooms.</w:t>
       </w:r>
     </w:p>
     <w:p>
@@ -246,6 +255,16 @@
     </w:p>
     <w:p/>
     <w:p>
+      <w:r>
+        <w:lastRenderedPageBreak/>
+        <w:t>Just as a note, unless there's a different attribution, each of the photos you'll see today are photos I've taken in the woods in various places, most in and around New York.</w:t>
+      </w:r>
+      <w:r>
+        <w:t xml:space="preserve"> I would also add that I am NOT a mycologist, so… apologies for for any glaring scientific errors.</w:t>
+      </w:r>
+    </w:p>
+    <w:p/>
+    <w:p>
       <w:pPr>
         <w:rPr>
           <w:b/>
@@ -284,34 +303,19 @@
     </w:p>
     <w:p>
       <w:r>
-        <w:t>Just as a note, unless there's a different attribution, each of the photos you'll see today are photos I've taken in the woods in various places, most in and around New York.</w:t>
-      </w:r>
-    </w:p>
-    <w:p/>
-    <w:p>
-      <w:r>
         <w:t>In the metaphor I'll explore today, universities in their current form are the rotting log that provides a substrate for new growth. This sounds cynical, but I say this as someone who is deeply invested in higher education, especially public higher ed—I have a PhD from a public university, worked at CUNY for the better part of a decade, and now work with universities across the country to help them develop more sustainable, equitable programs.</w:t>
       </w:r>
     </w:p>
     <w:p/>
     <w:p>
       <w:r>
-        <w:t>Many of the most precious mushrooms cannot be cultivated; their partnerships with other species are too deep and specific. Some grow specifically in what Anna Lowenhaupt Tsing calls "blasted landscapes," areas of deforestation and disruption.</w:t>
-      </w:r>
-      <w:r>
-        <w:t xml:space="preserve"> </w:t>
-      </w:r>
-      <w:r>
-        <w:t>In these cases, sometimes the best we can do is look for or create the conditions where they are most likely to thrive.</w:t>
-      </w:r>
-      <w:r>
-        <w:t xml:space="preserve"> </w:t>
-      </w:r>
-      <w:r>
-        <w:t>And this is what I'm interested in thinking through for universities: finding the ways to identify and create conditions for flourishing, even where it seems unlikely</w:t>
-      </w:r>
-      <w:r>
-        <w:t>.</w:t>
+        <w:t xml:space="preserve">Many of the most precious mushrooms cannot be cultivated; their partnerships with other species are too deep and specific. Some grow specifically in what </w:t>
+      </w:r>
+      <w:r>
+        <w:t xml:space="preserve">anthropologist </w:t>
+      </w:r>
+      <w:r>
+        <w:t>Anna Lowenhaupt Tsing calls "blasted landscapes," areas of deforestation and disruption. In these cases, sometimes the best we can do is look for or create the conditions where they are most likely to thrive. And this is what I'm interested in thinking through for universities: finding the ways to identify and create conditions for flourishing, even where it seems unlikely.</w:t>
       </w:r>
     </w:p>
     <w:p/>
@@ -350,14 +354,7 @@
         <w:t xml:space="preserve"> - Acute Precarity</w:t>
       </w:r>
     </w:p>
-    <w:p>
-      <w:pPr>
-        <w:rPr>
-          <w:b/>
-          <w:bCs/>
-        </w:rPr>
-      </w:pPr>
-    </w:p>
+    <w:p/>
     <w:p>
       <w:r>
         <w:t>To make things worse, the situation is further exacerbated by our current political climate, which has led to the defunding of federal grants, threats to academic freedom, the targeting of international students and diversity programs, and more.</w:t>
@@ -365,14 +362,26 @@
     </w:p>
     <w:p/>
     <w:p>
-      <w:pPr>
-        <w:rPr>
-          <w:b/>
-          <w:bCs/>
-        </w:rPr>
-      </w:pPr>
       <w:r>
         <w:t xml:space="preserve">Our standard institutional structures and modes of operating will not suffice. I want to name this directly. Many of you are navigating real fear — about your funding, your programs, your visa status or that of your colleagues, your own research. These are legitimate questions and I don't want to paper over them with optimism. But I do want to offer a framework for thinking about what's possible, even now.  </w:t>
+      </w:r>
+    </w:p>
+    <w:p/>
+    <w:p>
+      <w:pPr>
+        <w:rPr>
+          <w:b/>
+          <w:bCs/>
+        </w:rPr>
+      </w:pPr>
+      <w:r>
+        <w:t xml:space="preserve">(This is a photo of honey mushrooms, </w:t>
+      </w:r>
+      <w:r>
+        <w:t xml:space="preserve">by the way, </w:t>
+      </w:r>
+      <w:r>
+        <w:t>which are edible, but here they’re totally out of control.)</w:t>
       </w:r>
     </w:p>
     <w:p/>
@@ -424,13 +433,20 @@
     <w:p/>
     <w:p>
       <w:r>
+        <w:lastRenderedPageBreak/>
         <w:t>By mycelial university, I mean one that fosters tiny, hidden areas of growth, like the hyphae that are just one cell wide, growing belowground as they seek resources. In a university, this means making space for liminal work, small-scale work, work that may or may not bear fruit. It also means fostering mycorrhizal connections—enabling unexpected partnerships both within the university and beyond it, deeply reciprocal knowledge exchanges across communities. It means finding strength even in precarity, through mutual support and resource sharing.</w:t>
       </w:r>
     </w:p>
     <w:p/>
     <w:p>
       <w:r>
-        <w:t>To get there, universities need to change their value structures. Rather than aiming for the greatest prestige—through grants, publications, faculty awards, and selectivity—what might happen if universities valued access, collaboration, indeterminacy? Collective thriving? What might this mean for connections beyond the university, for public partnerships, for advocacy?</w:t>
+        <w:t>To get there, universities need to change their value structures. Rather than aiming for the greatest prestige—through grants, publications, faculty awards, and selectivity—what might happen if universities valued access, collaboration, indeterminacy</w:t>
+      </w:r>
+      <w:r>
+        <w:t>, c</w:t>
+      </w:r>
+      <w:r>
+        <w:t>ollective thriving? What might this mean for connections beyond the university, for public partnerships, for advocacy?</w:t>
       </w:r>
     </w:p>
     <w:p/>
@@ -447,6 +463,7 @@
           <w:bCs/>
         </w:rPr>
       </w:pPr>
+      <w:commentRangeStart w:id="2"/>
       <w:r>
         <w:rPr>
           <w:b/>
@@ -468,17 +485,61 @@
         </w:rPr>
         <w:t xml:space="preserve"> - What the research tells us</w:t>
       </w:r>
-    </w:p>
-    <w:p/>
-    <w:p>
-      <w:r>
-        <w:t>I've been working on the ACLS Doctoral Futures initiative for the past year, conducting listening sessions and landscape research scans across humanities doctoral education. I want to share some of what we're learning, because it grounds the more abstract argument in what people are actually experiencing right now.</w:t>
-      </w:r>
-    </w:p>
-    <w:p/>
-    <w:p>
-      <w:r>
-        <w:t>After conducting 13 listening sessions with over 70 participants including current students, faculty, administrators, and recent PhDs, a few things have emerged as key points of intervention:</w:t>
+      <w:commentRangeEnd w:id="2"/>
+      <w:r>
+        <w:rPr>
+          <w:rStyle w:val="CommentReference"/>
+          <w:b/>
+          <w:bCs/>
+          <w:sz w:val="22"/>
+          <w:szCs w:val="22"/>
+        </w:rPr>
+        <w:commentReference w:id="2"/>
+      </w:r>
+    </w:p>
+    <w:p/>
+    <w:p>
+      <w:r>
+        <w:t xml:space="preserve">Over the past year, </w:t>
+      </w:r>
+      <w:r>
+        <w:t xml:space="preserve">I've been working </w:t>
+      </w:r>
+      <w:r>
+        <w:t>with the American Council of Learned Societies (or ACLS) an initiative called</w:t>
+      </w:r>
+      <w:r>
+        <w:t xml:space="preserve"> Doctoral</w:t>
+      </w:r>
+      <w:r>
+        <w:t xml:space="preserve"> Futures</w:t>
+      </w:r>
+      <w:r>
+        <w:t>,</w:t>
+      </w:r>
+      <w:r>
+        <w:t xml:space="preserve"> with the goal of documenting promising practices and leveraging scholarly societies to push for wide-scale institutional change. As part of this work, I’ve done landscape research scans and have conducted twenty </w:t>
+      </w:r>
+      <w:r>
+        <w:t xml:space="preserve">listening sessions </w:t>
+      </w:r>
+      <w:r>
+        <w:t xml:space="preserve">with almost 100 </w:t>
+      </w:r>
+      <w:r>
+        <w:t>current students, faculty, administrators, and recent PhDs</w:t>
+      </w:r>
+      <w:r>
+        <w:t>.</w:t>
+      </w:r>
+    </w:p>
+    <w:p/>
+    <w:p>
+      <w:r>
+        <w:t>Through this work,</w:t>
+      </w:r>
+      <w:r>
+        <w:t xml:space="preserve"> a few things have emerged as key points of intervention:</w:t>
       </w:r>
     </w:p>
     <w:p/>
@@ -533,7 +594,21 @@
           <w:b/>
           <w:bCs/>
         </w:rPr>
-        <w:t xml:space="preserve">Non-competitive peer support. </w:t>
+        <w:t xml:space="preserve">Non-competitive peer </w:t>
+      </w:r>
+      <w:r>
+        <w:rPr>
+          <w:b/>
+          <w:bCs/>
+        </w:rPr>
+        <w:t>networks</w:t>
+      </w:r>
+      <w:r>
+        <w:rPr>
+          <w:b/>
+          <w:bCs/>
+        </w:rPr>
+        <w:t xml:space="preserve">. </w:t>
       </w:r>
       <w:r>
         <w:t>Informal peer networks provide crucial support, especially when formal structures fail. Grad students regularly turn to their peers to understand the hidden curriculum, to form writing groups, and so much more. Program size reductions are making this increasingly difficult.</w:t>
@@ -584,20 +659,21 @@
     <w:p/>
     <w:p>
       <w:r>
+        <w:lastRenderedPageBreak/>
         <w:t>These are not impossible changes! While some of these interventions—like funding—require significant resources and cultural change, not all of them do. Some of the changes could be made right now with sufficient collective will</w:t>
       </w:r>
-      <w:commentRangeStart w:id="2"/>
+      <w:commentRangeStart w:id="3"/>
       <w:r>
         <w:t xml:space="preserve">. </w:t>
       </w:r>
-      <w:commentRangeEnd w:id="2"/>
+      <w:commentRangeEnd w:id="3"/>
       <w:r>
         <w:rPr>
           <w:rStyle w:val="CommentReference"/>
           <w:sz w:val="22"/>
           <w:szCs w:val="22"/>
         </w:rPr>
-        <w:commentReference w:id="2"/>
+        <w:commentReference w:id="3"/>
       </w:r>
     </w:p>
     <w:p/>
@@ -640,7 +716,6 @@
     </w:p>
     <w:p>
       <w:r>
-        <w:lastRenderedPageBreak/>
         <w:t>I finished my own PhD sixteen years ago, in 2010. One thing that has remained consistent across all my work in that time is the desire to move from the question of individual actions to structural change.</w:t>
       </w:r>
     </w:p>
@@ -655,6 +730,16 @@
           <w:iCs/>
         </w:rPr>
         <w:t>Putting the Humanities PhD to Work</w:t>
+      </w:r>
+      <w:r>
+        <w:rPr>
+          <w:i/>
+          <w:iCs/>
+        </w:rPr>
+        <w:t xml:space="preserve">, </w:t>
+      </w:r>
+      <w:r>
+        <w:t>and remain important today</w:t>
       </w:r>
       <w:r>
         <w:t>:</w:t>
@@ -744,7 +829,10 @@
     <w:p/>
     <w:p>
       <w:r>
-        <w:t xml:space="preserve">Moreover, equity is at the heart of all of these issues. When we talk about scholarly impact, public engagement, career pathways, whether we acknowledge it or not we are also talking about the matter of who decides what is considered valuable, whose voices are heard. </w:t>
+        <w:t>I also believe that</w:t>
+      </w:r>
+      <w:r>
+        <w:t xml:space="preserve"> equity is at the heart of all of these issues. When we talk about scholarly impact, public engagement, career pathways, whether we acknowledge it or not we are also talking about the matter of who decides what is considered valuable, whose voices are heard. </w:t>
       </w:r>
     </w:p>
     <w:p/>
@@ -809,26 +897,68 @@
     <w:p/>
     <w:p>
       <w:r>
-        <w:t xml:space="preserve">Academic success tends to be conservative in its nature — it rewards things that replicate what has come before. We see this in admissions, in mentorship discussions, in dissertation standards and tenure criteria. This is also where the hidden curriculum comes into play; some people come in knowing more about the system than others, and therefore have an easier time navigating the system. </w:t>
-      </w:r>
-    </w:p>
-    <w:p/>
-    <w:p>
-      <w:r>
-        <w:t xml:space="preserve">I believe there are ways to foster greater equity and more creative scholarship just by breaking down some of these tacit expectations. Rather than leaving students to guess what makes a </w:t>
+        <w:t>Academic success tends to be conservative in its nature — it rewards things that replicate what has come before. We see this in admissions, in mentorship discussions, in dissertation standards and tenure criteria</w:t>
+      </w:r>
+      <w:r>
+        <w:t>—all up and down the chain</w:t>
+      </w:r>
+      <w:r>
+        <w:t xml:space="preserve">. </w:t>
+      </w:r>
+      <w:r>
+        <w:t xml:space="preserve">Research takes precedence over teaching and </w:t>
       </w:r>
       <w:r>
         <w:lastRenderedPageBreak/>
-        <w:t>high-quality dissertation, spell it out. Document the purpose of each step in the doctoral education process. Offer evidence-based training for mentorship and advising.</w:t>
-      </w:r>
-    </w:p>
-    <w:p/>
-    <w:p>
-      <w:r>
-        <w:t>Moreover,</w:t>
-      </w:r>
-      <w:r>
-        <w:t xml:space="preserve"> deep research is about advancing new knowledge, which is very different than replication. From my own disciplinary background in the humanities, I think a lot about why my field matters. It’s not about a performance of expertise. It</w:t>
+        <w:t>mentorship, implicitly devaluing the relational parts of the scholarly journey. A lack of explicit guidelines means that</w:t>
+      </w:r>
+      <w:r>
+        <w:t xml:space="preserve"> some people come in knowing more about the system than others, and therefore have an easier time navigating the system. </w:t>
+      </w:r>
+      <w:r>
+        <w:t>And students and faculty from historically marginalized groups frequently face an inhospitable environment that can lead to burnout and attrition.</w:t>
+      </w:r>
+    </w:p>
+    <w:p/>
+    <w:p>
+      <w:r>
+        <w:t xml:space="preserve">I believe there are ways to foster greater equity and more creative scholarship just by breaking down some of these tacit expectations. </w:t>
+      </w:r>
+      <w:r>
+        <w:t>Offer evidence-based training for mentorship and advising</w:t>
+      </w:r>
+      <w:r>
+        <w:t>, and hold advisors accountable</w:t>
+      </w:r>
+      <w:r>
+        <w:t>.</w:t>
+      </w:r>
+      <w:r>
+        <w:t xml:space="preserve"> </w:t>
+      </w:r>
+      <w:r>
+        <w:t xml:space="preserve">Rather than leaving students to guess what makes a high-quality dissertation, spell it out. Document the purpose of each step in the doctoral education process. </w:t>
+      </w:r>
+    </w:p>
+    <w:p/>
+    <w:p>
+      <w:r>
+        <w:t>In addition to structural clarity, w</w:t>
+      </w:r>
+      <w:r>
+        <w:t>hat if we thought much more broadly about why scholarly work matters, and to whom, and then recruited and structured our programs according to that broader vision?</w:t>
+      </w:r>
+      <w:r>
+        <w:t xml:space="preserve"> </w:t>
+      </w:r>
+      <w:r>
+        <w:t>Then, the curriculum might open up further, creating an organic emphasis on creativity, public engagement, and collaborative work done in relationship with others. We might even imagine a world in which wellbeing, pleasure, and care are understood as an intrinsic part of scholarly success.</w:t>
+      </w:r>
+    </w:p>
+    <w:p/>
+    <w:p>
+      <w:r>
+        <w:t>Moreover, deep research is about advancing new knowledge, which is very different than replication. From my own disciplinary background in the humanities, I think a lot about why my field matters. It’s not about a performance of expertise. It</w:t>
       </w:r>
       <w:r>
         <w:t xml:space="preserve"> matters because it's how we collectively find meaning and understanding in our lives. It's how we approach complicated, nuanced questions about the world we live in. It's how we express ourselves, how we connect with others, how we celebrate, and how we thrive</w:t>
@@ -838,35 +968,7 @@
       </w:r>
     </w:p>
     <w:p/>
-    <w:p>
-      <w:r>
-        <w:t xml:space="preserve">From </w:t>
-      </w:r>
-      <w:r>
-        <w:t>that vantage point</w:t>
-      </w:r>
-      <w:r>
-        <w:t>, the possibilities expand. What if we thought much more broadly about why scholarly work matters, and to whom, and then recruited and structured our programs according to that broader vision?</w:t>
-      </w:r>
-    </w:p>
-    <w:p/>
-    <w:p>
-      <w:r>
-        <w:t>Then, the curriculum might open up further, creating an organic emphasis on creativity, public engagement, and collaborative work done in relationship with others. We might even imagine a world in which wellbeing, pleasure, and care are understood as an intrinsic part of scholarly success.</w:t>
-      </w:r>
-      <w:commentRangeStart w:id="3"/>
-    </w:p>
-    <w:commentRangeEnd w:id="3"/>
-    <w:p>
-      <w:r>
-        <w:rPr>
-          <w:rStyle w:val="CommentReference"/>
-          <w:sz w:val="22"/>
-          <w:szCs w:val="22"/>
-        </w:rPr>
-        <w:commentReference w:id="3"/>
-      </w:r>
-    </w:p>
+    <w:p/>
     <w:p>
       <w:pPr>
         <w:rPr>
@@ -899,7 +1001,40 @@
     <w:p/>
     <w:p>
       <w:r>
-        <w:t>I want to be practical here and speak directly to grad students. Not because the structural questions don't matter — they do — but because you need tools to navigate where you are right now, not just a vision for where we hope to get. And the system is broken — so some of this is a matter of harm reduction. You have an important voice in reform — but you're also in a precarious position. It's important to be a bit selfish.</w:t>
+        <w:t>Thinking about this all at once can feel overwhelming, so for the next few minutes I</w:t>
+      </w:r>
+      <w:r>
+        <w:t xml:space="preserve"> want to </w:t>
+      </w:r>
+      <w:r>
+        <w:t>pause and</w:t>
+      </w:r>
+      <w:r>
+        <w:t xml:space="preserve"> speak </w:t>
+      </w:r>
+      <w:r>
+        <w:t>directly</w:t>
+      </w:r>
+      <w:r>
+        <w:t xml:space="preserve"> to grad students. </w:t>
+      </w:r>
+      <w:r>
+        <w:t>Y</w:t>
+      </w:r>
+      <w:r>
+        <w:t>ou need tools to navigate where you are right now, not just a vision for where we hope to get. And the system is broken — so some of this is a matter of harm reduction. You have an important voice in</w:t>
+      </w:r>
+      <w:r>
+        <w:t xml:space="preserve"> the broader question of</w:t>
+      </w:r>
+      <w:r>
+        <w:t xml:space="preserve"> reform — but you're also in a precarious position. It's important to be a bit selfish</w:t>
+      </w:r>
+      <w:r>
+        <w:t xml:space="preserve"> to make sure you can achieve your own goals</w:t>
+      </w:r>
+      <w:r>
+        <w:t>.</w:t>
       </w:r>
     </w:p>
     <w:p/>
@@ -949,13 +1084,22 @@
     </w:p>
     <w:p>
       <w:r>
-        <w:t xml:space="preserve">Sometimes we need to think small. Yes, we need broad-scale change. But rather than become frozen by how daunting that seems, sometimes it's worth zooming in to think about the countless small interactions where we CAN have an impact. Through my students, I </w:t>
+        <w:t xml:space="preserve">To think along these lines, I sometimes need to zoom WAY in and </w:t>
+      </w:r>
+      <w:r>
+        <w:t xml:space="preserve">think small. Yes, we need broad-scale change. But rather than become frozen by how daunting that seems, sometimes it's worth zooming in to think about the countless small interactions where we CAN have an impact. Through my students, I </w:t>
       </w:r>
       <w:r>
         <w:t xml:space="preserve">have </w:t>
       </w:r>
       <w:r>
-        <w:t xml:space="preserve">learned to value things I might otherwise brush off as small — because quiet acts of change, resistance, and support can have immeasurable impact. adrienne maree brown describes this in </w:t>
+        <w:t xml:space="preserve">learned to value things I might otherwise brush off as small — because quiet acts of change, resistance, and support can have immeasurable impact. </w:t>
+      </w:r>
+      <w:r>
+        <w:t xml:space="preserve">Our relationships and daily actions—what Emily Yoon Perez calls “little intimacies”—matter. </w:t>
+      </w:r>
+      <w:r>
+        <w:t xml:space="preserve">adrienne maree brown describes this in </w:t>
       </w:r>
       <w:r>
         <w:rPr>
@@ -1015,7 +1159,20 @@
     </w:p>
     <w:p>
       <w:r>
-        <w:t xml:space="preserve">It's also important to zoom out, but sometimes it's hard to think expansively when we're under pressure and deep in our task list. Forget for a moment what academic success is </w:t>
+        <w:t>It can be hard</w:t>
+      </w:r>
+      <w:r>
+        <w:t xml:space="preserve"> to think expansively when we're under pressure and deep in our task list. </w:t>
+      </w:r>
+      <w:r>
+        <w:t xml:space="preserve">So I want to use this space that we have today to break through that a bit. </w:t>
+      </w:r>
+      <w:r>
+        <w:t xml:space="preserve">Forget for a moment what </w:t>
+      </w:r>
+      <w:r>
+        <w:lastRenderedPageBreak/>
+        <w:t xml:space="preserve">academic success is </w:t>
       </w:r>
       <w:r>
         <w:rPr>
@@ -1070,11 +1227,7 @@
     <w:p/>
     <w:p>
       <w:r>
-        <w:t xml:space="preserve">How did that exercise feel for you? What patterns do you see? Which questions were hard, and why? Do these responses align with what you see in higher ed? The way you respond gives a </w:t>
-      </w:r>
-      <w:r>
-        <w:lastRenderedPageBreak/>
-        <w:t>glimpse of what thriving looks like for you — and taking that seriously is part of how we shift collectively from survival mode toward the possibility of flourishing.</w:t>
+        <w:t>How did that exercise feel for you? What patterns do you see? Which questions were hard, and why? Do these responses align with what you see in higher ed? The way you respond gives a glimpse of what thriving looks like for you — and taking that seriously is part of how we shift collectively from survival mode toward the possibility of flourishing.</w:t>
       </w:r>
     </w:p>
     <w:p>
@@ -1140,22 +1293,68 @@
         <w:t xml:space="preserve">Starting from the question of what really makes you light up creates a completely different posture towards a career search. </w:t>
       </w:r>
       <w:r>
-        <w:t xml:space="preserve">Discernment and discovery can be a really difficult part of the process. But </w:t>
+        <w:t>Discernment and discovery can be a really difficult part of the process</w:t>
+      </w:r>
+      <w:r>
+        <w:t>, not least because they have a strong emotional charge to them</w:t>
+      </w:r>
+      <w:r>
+        <w:t xml:space="preserve">. But </w:t>
       </w:r>
       <w:r>
         <w:t>like the questions I asked a moment ago, the discernment process</w:t>
       </w:r>
       <w:r>
-        <w:t xml:space="preserve"> taps into our deep curiosity—which is often part of what brought us to graduate school in the first place.</w:t>
-      </w:r>
-    </w:p>
-    <w:p/>
-    <w:p>
-      <w:r>
-        <w:t>There are tools and resources that can help, like the Finding Your Purpose zine/workbook by Hannah Alpert Abrams, the robust Imagine PhD site</w:t>
-      </w:r>
-      <w:r>
-        <w:t>, or the YearCompass guide</w:t>
+        <w:t xml:space="preserve"> taps into our deep curiosity—which is often part of what brought us to graduate school in the first place</w:t>
+      </w:r>
+      <w:r>
+        <w:t>, but something that can be hard to tap into when you’re scrambling to keep up</w:t>
+      </w:r>
+      <w:r>
+        <w:t>.</w:t>
+      </w:r>
+    </w:p>
+    <w:p/>
+    <w:p>
+      <w:r>
+        <w:t>There are tools and resources that can help</w:t>
+      </w:r>
+      <w:r>
+        <w:t xml:space="preserve">. </w:t>
+      </w:r>
+      <w:r>
+        <w:t xml:space="preserve">In addition to the support that </w:t>
+      </w:r>
+      <w:r>
+        <w:t>the Uof A Career Center or the Crimson Odyssey mentoring program</w:t>
+      </w:r>
+      <w:r>
+        <w:t xml:space="preserve"> can offer</w:t>
+      </w:r>
+      <w:r>
+        <w:t>, I have quite a few resources gathered at the link and QR code on the slide, and I’d love to tell you about a few of my favorites.</w:t>
+      </w:r>
+    </w:p>
+    <w:p/>
+    <w:p>
+      <w:commentRangeStart w:id="4"/>
+      <w:r>
+        <w:t xml:space="preserve">Finding Your Purpose zine/workbook by Hannah Alpert Abrams, </w:t>
+      </w:r>
+    </w:p>
+    <w:p/>
+    <w:p>
+      <w:r>
+        <w:t>Imagine PhD</w:t>
+      </w:r>
+      <w:r>
+        <w:t xml:space="preserve">, </w:t>
+      </w:r>
+    </w:p>
+    <w:p/>
+    <w:p>
+      <w:r>
+        <w:t>YearCompass guide</w:t>
       </w:r>
       <w:r>
         <w:t>. Your institution's Career Planning office can help you navigate this, too</w:t>
@@ -1165,6 +1364,15 @@
       </w:r>
       <w:r>
         <w:t xml:space="preserve"> I have a bunch of resources gathered at the link. </w:t>
+      </w:r>
+      <w:commentRangeEnd w:id="4"/>
+      <w:r>
+        <w:rPr>
+          <w:rStyle w:val="CommentReference"/>
+          <w:sz w:val="22"/>
+          <w:szCs w:val="22"/>
+        </w:rPr>
+        <w:commentReference w:id="4"/>
       </w:r>
     </w:p>
     <w:p/>
@@ -1235,9 +1443,6 @@
       <w:r>
         <w:t xml:space="preserve"> </w:t>
       </w:r>
-      <w:r>
-        <w:t>It may be connected to your research, or something else entirely.</w:t>
-      </w:r>
     </w:p>
     <w:p>
       <w:pPr>
@@ -1250,7 +1455,7 @@
         <w:t xml:space="preserve">Guard your time. You don't have to say yes to everything. </w:t>
       </w:r>
       <w:r>
-        <w:t>Sometimes it's worth taking on new projects; sometimes it's not. You don't have to say yes to everything.</w:t>
+        <w:t xml:space="preserve">Sometimes it's worth taking on new projects; sometimes it's not. </w:t>
       </w:r>
     </w:p>
     <w:p>
@@ -1261,6 +1466,7 @@
         </w:numPr>
       </w:pPr>
       <w:r>
+        <w:lastRenderedPageBreak/>
         <w:t>Seek out and use resources well before you need them. Lots of people have been working on these questions and there are many tools to support you, if you are open to them.</w:t>
       </w:r>
     </w:p>
@@ -1272,13 +1478,13 @@
         </w:numPr>
       </w:pPr>
       <w:r>
-        <w:t xml:space="preserve">Name </w:t>
-      </w:r>
-      <w:r>
-        <w:t xml:space="preserve">and really OWN </w:t>
-      </w:r>
-      <w:r>
-        <w:t>your skills. Teaching, writing, research design, community engagement — practice articulating these in multiple registers.</w:t>
+        <w:t xml:space="preserve">Name and really OWN your skills. </w:t>
+      </w:r>
+      <w:r>
+        <w:t xml:space="preserve">In grad school, it can sometimes be hard to see what makes you special, because everyone around you is operating at such a high level las well. But the skills you gain here are incredibly useful. </w:t>
+      </w:r>
+      <w:r>
+        <w:t>Teaching, writing, research design, community engagement — practice articulating these in multiple registers.</w:t>
       </w:r>
     </w:p>
     <w:p>
@@ -1288,8 +1494,21 @@
           <w:numId w:val="7"/>
         </w:numPr>
       </w:pPr>
-      <w:r>
-        <w:t xml:space="preserve">Finally, and maybe most important: Find your people. Connect with peers -- Create a writing group, connect with people outside the university, figure out who you can lean on. Identify mentors -- Who among the faculty will have your back when you need it? Maybe your advisor, maybe someone else. Always be building relationships—not only because networking is important professionally, but because these are the relationships that sustain us. </w:t>
+      <w:commentRangeStart w:id="5"/>
+      <w:r>
+        <w:t>Finally</w:t>
+      </w:r>
+      <w:commentRangeEnd w:id="5"/>
+      <w:r>
+        <w:rPr>
+          <w:rStyle w:val="CommentReference"/>
+          <w:sz w:val="22"/>
+          <w:szCs w:val="22"/>
+        </w:rPr>
+        <w:commentReference w:id="5"/>
+      </w:r>
+      <w:r>
+        <w:t xml:space="preserve">, and maybe most important: Find your people. Connect with peers -- Create a writing group, connect with people outside the university, figure out who you can lean on. Identify mentors -- Who among the faculty will have your back when you need it? Maybe your advisor, maybe someone else. Always be building relationships—not only because networking is important professionally, but because these are the relationships that sustain us. </w:t>
       </w:r>
     </w:p>
     <w:p/>
@@ -1333,7 +1552,6 @@
     <w:p/>
     <w:p>
       <w:r>
-        <w:lastRenderedPageBreak/>
         <w:t>Taking cues from the abundance mindset of Black and Indigenous feminisms and feminisms of color — can we imagine a scholarly environment that is not grounded in competitiveness and scarcity?</w:t>
       </w:r>
     </w:p>
@@ -1343,7 +1561,13 @@
         <w:t xml:space="preserve">Once again, I think the key to this is starting small. </w:t>
       </w:r>
       <w:r>
-        <w:t xml:space="preserve">My final question is this: what is one thing you can do </w:t>
+        <w:t xml:space="preserve">My final question </w:t>
+      </w:r>
+      <w:r>
+        <w:t xml:space="preserve">to students </w:t>
+      </w:r>
+      <w:r>
+        <w:t xml:space="preserve">is this: what is one thing you can do </w:t>
       </w:r>
       <w:r>
         <w:rPr>
@@ -1376,6 +1600,7 @@
           <w:bCs/>
         </w:rPr>
       </w:pPr>
+      <w:commentRangeStart w:id="6"/>
       <w:r>
         <w:rPr>
           <w:b/>
@@ -1396,6 +1621,17 @@
           <w:bCs/>
         </w:rPr>
         <w:t xml:space="preserve"> - Thank you</w:t>
+      </w:r>
+      <w:commentRangeEnd w:id="6"/>
+      <w:r>
+        <w:rPr>
+          <w:rStyle w:val="CommentReference"/>
+          <w:b/>
+          <w:bCs/>
+          <w:sz w:val="22"/>
+          <w:szCs w:val="22"/>
+        </w:rPr>
+        <w:commentReference w:id="6"/>
       </w:r>
     </w:p>
     <w:p>
@@ -1435,7 +1671,24 @@
 
 <file path=word/comments.xml><?xml version="1.0" encoding="utf-8"?>
 <w:comments xmlns:wpc="http://schemas.microsoft.com/office/word/2010/wordprocessingCanvas" xmlns:cx="http://schemas.microsoft.com/office/drawing/2014/chartex" xmlns:cx1="http://schemas.microsoft.com/office/drawing/2015/9/8/chartex" xmlns:cx2="http://schemas.microsoft.com/office/drawing/2015/10/21/chartex" xmlns:cx3="http://schemas.microsoft.com/office/drawing/2016/5/9/chartex" xmlns:cx4="http://schemas.microsoft.com/office/drawing/2016/5/10/chartex" xmlns:cx5="http://schemas.microsoft.com/office/drawing/2016/5/11/chartex" xmlns:cx6="http://schemas.microsoft.com/office/drawing/2016/5/12/chartex" xmlns:cx7="http://schemas.microsoft.com/office/drawing/2016/5/13/chartex" xmlns:cx8="http://schemas.microsoft.com/office/drawing/2016/5/14/chartex" xmlns:mc="http://schemas.openxmlformats.org/markup-compatibility/2006" xmlns:aink="http://schemas.microsoft.com/office/drawing/2016/ink" xmlns:am3d="http://schemas.microsoft.com/office/drawing/2017/model3d" xmlns:o="urn:schemas-microsoft-com:office:office" xmlns:oel="http://schemas.microsoft.com/office/2019/extlst" xmlns:r="http://schemas.openxmlformats.org/officeDocument/2006/relationships" xmlns:m="http://schemas.openxmlformats.org/officeDocument/2006/math" xmlns:v="urn:schemas-microsoft-com:vml" xmlns:wp14="http://schemas.microsoft.com/office/word/2010/wordprocessingDrawing" xmlns:wp="http://schemas.openxmlformats.org/drawingml/2006/wordprocessingDrawing" xmlns:w10="urn:schemas-microsoft-com:office:word" xmlns:w="http://schemas.openxmlformats.org/wordprocessingml/2006/main" xmlns:w14="http://schemas.microsoft.com/office/word/2010/wordml" xmlns:w15="http://schemas.microsoft.com/office/word/2012/wordml" xmlns:w16cex="http://schemas.microsoft.com/office/word/2018/wordml/cex" xmlns:w16cid="http://schemas.microsoft.com/office/word/2016/wordml/cid" xmlns:w16="http://schemas.microsoft.com/office/word/2018/wordml" xmlns:w16du="http://schemas.microsoft.com/office/word/2023/wordml/word16du" xmlns:w16sdtdh="http://schemas.microsoft.com/office/word/2020/wordml/sdtdatahash" xmlns:w16sdtfl="http://schemas.microsoft.com/office/word/2024/wordml/sdtformatlock" xmlns:w16se="http://schemas.microsoft.com/office/word/2015/wordml/symex" xmlns:wpg="http://schemas.microsoft.com/office/word/2010/wordprocessingGroup" xmlns:wpi="http://schemas.microsoft.com/office/word/2010/wordprocessingInk" xmlns:wne="http://schemas.microsoft.com/office/word/2006/wordml" xmlns:wps="http://schemas.microsoft.com/office/word/2010/wordprocessingShape" mc:Ignorable="w14 w15 w16se w16cid w16 w16cex w16sdtdh w16sdtfl w16du wp14">
-  <w:comment w:id="2" w:author="Katina Rogers" w:date="2026-05-06T14:31:00Z" w:initials="">
+  <w:comment w:id="2" w:author="Katina Rogers" w:date="2026-05-08T13:45:00Z" w:initials="KR">
+    <w:p>
+      <w:r>
+        <w:rPr>
+          <w:rStyle w:val="CommentReference"/>
+        </w:rPr>
+        <w:annotationRef/>
+      </w:r>
+      <w:r>
+        <w:rPr>
+          <w:sz w:val="20"/>
+          <w:szCs w:val="20"/>
+        </w:rPr>
+        <w:t>center these? attribution align right</w:t>
+      </w:r>
+    </w:p>
+  </w:comment>
+  <w:comment w:id="3" w:author="Katina Rogers" w:date="2026-05-06T14:31:00Z" w:initials="">
     <w:p>
       <w:pPr>
         <w:widowControl w:val="0"/>
@@ -1467,23 +1720,8 @@
       </w:r>
     </w:p>
   </w:comment>
-  <w:comment w:id="3" w:author="Katina Rogers" w:date="2026-05-07T12:42:00Z" w:initials="">
-    <w:p>
-      <w:pPr>
-        <w:widowControl w:val="0"/>
-        <w:pBdr>
-          <w:top w:val="nil"/>
-          <w:left w:val="nil"/>
-          <w:bottom w:val="nil"/>
-          <w:right w:val="nil"/>
-          <w:between w:val="nil"/>
-        </w:pBdr>
-        <w:spacing w:line="240" w:lineRule="auto"/>
-        <w:rPr>
-          <w:rFonts w:ascii="Arial" w:eastAsia="Arial" w:hAnsi="Arial" w:cs="Arial"/>
-          <w:color w:val="000000"/>
-        </w:rPr>
-      </w:pPr>
+  <w:comment w:id="4" w:author="Katina Rogers" w:date="2026-05-08T13:04:00Z" w:initials="KR">
+    <w:p>
       <w:r>
         <w:rPr>
           <w:rStyle w:val="CommentReference"/>
@@ -1492,10 +1730,44 @@
       </w:r>
       <w:r>
         <w:rPr>
-          <w:rFonts w:ascii="Arial" w:eastAsia="Arial" w:hAnsi="Arial" w:cs="Arial"/>
-          <w:color w:val="000000"/>
-        </w:rPr>
-        <w:t>14min to here</w:t>
+          <w:sz w:val="20"/>
+          <w:szCs w:val="20"/>
+        </w:rPr>
+        <w:t>describe each</w:t>
+      </w:r>
+    </w:p>
+  </w:comment>
+  <w:comment w:id="5" w:author="Katina Rogers" w:date="2026-05-08T13:06:00Z" w:initials="KR">
+    <w:p>
+      <w:r>
+        <w:rPr>
+          <w:rStyle w:val="CommentReference"/>
+        </w:rPr>
+        <w:annotationRef/>
+      </w:r>
+      <w:r>
+        <w:rPr>
+          <w:sz w:val="20"/>
+          <w:szCs w:val="20"/>
+        </w:rPr>
+        <w:t>Fix the order on the slides</w:t>
+      </w:r>
+    </w:p>
+  </w:comment>
+  <w:comment w:id="6" w:author="Katina Rogers" w:date="2026-05-08T13:09:00Z" w:initials="KR">
+    <w:p>
+      <w:r>
+        <w:rPr>
+          <w:rStyle w:val="CommentReference"/>
+        </w:rPr>
+        <w:annotationRef/>
+      </w:r>
+      <w:r>
+        <w:rPr>
+          <w:sz w:val="20"/>
+          <w:szCs w:val="20"/>
+        </w:rPr>
+        <w:t>About 25min with no riffs</w:t>
       </w:r>
     </w:p>
   </w:comment>
@@ -1504,15 +1776,30 @@
 
 <file path=word/commentsExtended.xml><?xml version="1.0" encoding="utf-8"?>
 <w15:commentsEx xmlns:wpc="http://schemas.microsoft.com/office/word/2010/wordprocessingCanvas" xmlns:cx="http://schemas.microsoft.com/office/drawing/2014/chartex" xmlns:cx1="http://schemas.microsoft.com/office/drawing/2015/9/8/chartex" xmlns:cx2="http://schemas.microsoft.com/office/drawing/2015/10/21/chartex" xmlns:cx3="http://schemas.microsoft.com/office/drawing/2016/5/9/chartex" xmlns:cx4="http://schemas.microsoft.com/office/drawing/2016/5/10/chartex" xmlns:cx5="http://schemas.microsoft.com/office/drawing/2016/5/11/chartex" xmlns:cx6="http://schemas.microsoft.com/office/drawing/2016/5/12/chartex" xmlns:cx7="http://schemas.microsoft.com/office/drawing/2016/5/13/chartex" xmlns:cx8="http://schemas.microsoft.com/office/drawing/2016/5/14/chartex" xmlns:mc="http://schemas.openxmlformats.org/markup-compatibility/2006" xmlns:aink="http://schemas.microsoft.com/office/drawing/2016/ink" xmlns:am3d="http://schemas.microsoft.com/office/drawing/2017/model3d" xmlns:o="urn:schemas-microsoft-com:office:office" xmlns:oel="http://schemas.microsoft.com/office/2019/extlst" xmlns:r="http://schemas.openxmlformats.org/officeDocument/2006/relationships" xmlns:m="http://schemas.openxmlformats.org/officeDocument/2006/math" xmlns:v="urn:schemas-microsoft-com:vml" xmlns:wp14="http://schemas.microsoft.com/office/word/2010/wordprocessingDrawing" xmlns:wp="http://schemas.openxmlformats.org/drawingml/2006/wordprocessingDrawing" xmlns:w10="urn:schemas-microsoft-com:office:word" xmlns:w="http://schemas.openxmlformats.org/wordprocessingml/2006/main" xmlns:w14="http://schemas.microsoft.com/office/word/2010/wordml" xmlns:w15="http://schemas.microsoft.com/office/word/2012/wordml" xmlns:w16cex="http://schemas.microsoft.com/office/word/2018/wordml/cex" xmlns:w16cid="http://schemas.microsoft.com/office/word/2016/wordml/cid" xmlns:w16="http://schemas.microsoft.com/office/word/2018/wordml" xmlns:w16du="http://schemas.microsoft.com/office/word/2023/wordml/word16du" xmlns:w16sdtdh="http://schemas.microsoft.com/office/word/2020/wordml/sdtdatahash" xmlns:w16sdtfl="http://schemas.microsoft.com/office/word/2024/wordml/sdtformatlock" xmlns:w16se="http://schemas.microsoft.com/office/word/2015/wordml/symex" xmlns:wpg="http://schemas.microsoft.com/office/word/2010/wordprocessingGroup" xmlns:wpi="http://schemas.microsoft.com/office/word/2010/wordprocessingInk" xmlns:wne="http://schemas.microsoft.com/office/word/2006/wordml" xmlns:wps="http://schemas.microsoft.com/office/word/2010/wordprocessingShape" mc:Ignorable="w14 w15 w16se w16cid w16 w16cex w16sdtdh w16sdtfl w16du wp14">
+  <w15:commentEx w15:paraId="6307307C" w15:done="0"/>
   <w15:commentEx w15:paraId="0000009C" w15:done="0"/>
-  <w15:commentEx w15:paraId="00000097" w15:done="0"/>
+  <w15:commentEx w15:paraId="27F24F78" w15:done="0"/>
+  <w15:commentEx w15:paraId="03FCF9B0" w15:done="0"/>
+  <w15:commentEx w15:paraId="1E7C586E" w15:done="0"/>
 </w15:commentsEx>
+</file>
+
+<file path=word/commentsExtensible.xml><?xml version="1.0" encoding="utf-8"?>
+<w16cex:commentsExtensible xmlns:wpc="http://schemas.microsoft.com/office/word/2010/wordprocessingCanvas" xmlns:cx="http://schemas.microsoft.com/office/drawing/2014/chartex" xmlns:cx1="http://schemas.microsoft.com/office/drawing/2015/9/8/chartex" xmlns:cx2="http://schemas.microsoft.com/office/drawing/2015/10/21/chartex" xmlns:cx3="http://schemas.microsoft.com/office/drawing/2016/5/9/chartex" xmlns:cx4="http://schemas.microsoft.com/office/drawing/2016/5/10/chartex" xmlns:cx5="http://schemas.microsoft.com/office/drawing/2016/5/11/chartex" xmlns:cx6="http://schemas.microsoft.com/office/drawing/2016/5/12/chartex" xmlns:cx7="http://schemas.microsoft.com/office/drawing/2016/5/13/chartex" xmlns:cx8="http://schemas.microsoft.com/office/drawing/2016/5/14/chartex" xmlns:cr="http://schemas.microsoft.com/office/comments/2020/reactions" xmlns:mc="http://schemas.openxmlformats.org/markup-compatibility/2006" xmlns:aink="http://schemas.microsoft.com/office/drawing/2016/ink" xmlns:am3d="http://schemas.microsoft.com/office/drawing/2017/model3d" xmlns:o="urn:schemas-microsoft-com:office:office" xmlns:oel="http://schemas.microsoft.com/office/2019/extlst" xmlns:r="http://schemas.openxmlformats.org/officeDocument/2006/relationships" xmlns:m="http://schemas.openxmlformats.org/officeDocument/2006/math" xmlns:v="urn:schemas-microsoft-com:vml" xmlns:wp14="http://schemas.microsoft.com/office/word/2010/wordprocessingDrawing" xmlns:wp="http://schemas.openxmlformats.org/drawingml/2006/wordprocessingDrawing" xmlns:w10="urn:schemas-microsoft-com:office:word" xmlns:w="http://schemas.openxmlformats.org/wordprocessingml/2006/main" xmlns:w14="http://schemas.microsoft.com/office/word/2010/wordml" xmlns:w15="http://schemas.microsoft.com/office/word/2012/wordml" xmlns:w16cex="http://schemas.microsoft.com/office/word/2018/wordml/cex" xmlns:w16cid="http://schemas.microsoft.com/office/word/2016/wordml/cid" xmlns:w16="http://schemas.microsoft.com/office/word/2018/wordml" xmlns:w16du="http://schemas.microsoft.com/office/word/2023/wordml/word16du" xmlns:w16sdtdh="http://schemas.microsoft.com/office/word/2020/wordml/sdtdatahash" xmlns:w16sdtfl="http://schemas.microsoft.com/office/word/2024/wordml/sdtformatlock" xmlns:w16se="http://schemas.microsoft.com/office/word/2015/wordml/symex" xmlns:wpg="http://schemas.microsoft.com/office/word/2010/wordprocessingGroup" xmlns:wpi="http://schemas.microsoft.com/office/word/2010/wordprocessingInk" xmlns:wne="http://schemas.microsoft.com/office/word/2006/wordml" xmlns:wps="http://schemas.microsoft.com/office/word/2010/wordprocessingShape" mc:Ignorable="w14 w15 w16se w16cid w16 w16cex w16sdtdh w16sdtfl cr w16du wp14">
+  <w16cex:commentExtensible w16cex:durableId="090BA039" w16cex:dateUtc="2026-05-08T17:45:00Z"/>
+  <w16cex:commentExtensible w16cex:durableId="7C073234" w16cex:dateUtc="2026-05-08T17:04:00Z"/>
+  <w16cex:commentExtensible w16cex:durableId="02ECAFD0" w16cex:dateUtc="2026-05-08T17:06:00Z"/>
+  <w16cex:commentExtensible w16cex:durableId="04CE3BA7" w16cex:dateUtc="2026-05-08T17:09:00Z"/>
+</w16cex:commentsExtensible>
 </file>
 
 <file path=word/commentsIds.xml><?xml version="1.0" encoding="utf-8"?>
 <w16cid:commentsIds xmlns:wpc="http://schemas.microsoft.com/office/word/2010/wordprocessingCanvas" xmlns:cx="http://schemas.microsoft.com/office/drawing/2014/chartex" xmlns:cx1="http://schemas.microsoft.com/office/drawing/2015/9/8/chartex" xmlns:cx2="http://schemas.microsoft.com/office/drawing/2015/10/21/chartex" xmlns:cx3="http://schemas.microsoft.com/office/drawing/2016/5/9/chartex" xmlns:cx4="http://schemas.microsoft.com/office/drawing/2016/5/10/chartex" xmlns:cx5="http://schemas.microsoft.com/office/drawing/2016/5/11/chartex" xmlns:cx6="http://schemas.microsoft.com/office/drawing/2016/5/12/chartex" xmlns:cx7="http://schemas.microsoft.com/office/drawing/2016/5/13/chartex" xmlns:cx8="http://schemas.microsoft.com/office/drawing/2016/5/14/chartex" xmlns:mc="http://schemas.openxmlformats.org/markup-compatibility/2006" xmlns:aink="http://schemas.microsoft.com/office/drawing/2016/ink" xmlns:am3d="http://schemas.microsoft.com/office/drawing/2017/model3d" xmlns:o="urn:schemas-microsoft-com:office:office" xmlns:oel="http://schemas.microsoft.com/office/2019/extlst" xmlns:r="http://schemas.openxmlformats.org/officeDocument/2006/relationships" xmlns:m="http://schemas.openxmlformats.org/officeDocument/2006/math" xmlns:v="urn:schemas-microsoft-com:vml" xmlns:wp14="http://schemas.microsoft.com/office/word/2010/wordprocessingDrawing" xmlns:wp="http://schemas.openxmlformats.org/drawingml/2006/wordprocessingDrawing" xmlns:w10="urn:schemas-microsoft-com:office:word" xmlns:w="http://schemas.openxmlformats.org/wordprocessingml/2006/main" xmlns:w14="http://schemas.microsoft.com/office/word/2010/wordml" xmlns:w15="http://schemas.microsoft.com/office/word/2012/wordml" xmlns:w16cex="http://schemas.microsoft.com/office/word/2018/wordml/cex" xmlns:w16cid="http://schemas.microsoft.com/office/word/2016/wordml/cid" xmlns:w16="http://schemas.microsoft.com/office/word/2018/wordml" xmlns:w16du="http://schemas.microsoft.com/office/word/2023/wordml/word16du" xmlns:w16sdtdh="http://schemas.microsoft.com/office/word/2020/wordml/sdtdatahash" xmlns:w16sdtfl="http://schemas.microsoft.com/office/word/2024/wordml/sdtformatlock" xmlns:w16se="http://schemas.microsoft.com/office/word/2015/wordml/symex" xmlns:wpg="http://schemas.microsoft.com/office/word/2010/wordprocessingGroup" xmlns:wpi="http://schemas.microsoft.com/office/word/2010/wordprocessingInk" xmlns:wne="http://schemas.microsoft.com/office/word/2006/wordml" xmlns:wps="http://schemas.microsoft.com/office/word/2010/wordprocessingShape" mc:Ignorable="w14 w15 w16se w16cid w16 w16cex w16sdtdh w16sdtfl w16du wp14">
+  <w16cid:commentId w16cid:paraId="6307307C" w16cid:durableId="090BA039"/>
   <w16cid:commentId w16cid:paraId="0000009C" w16cid:durableId="0000009C"/>
-  <w16cid:commentId w16cid:paraId="00000097" w16cid:durableId="00000097"/>
+  <w16cid:commentId w16cid:paraId="27F24F78" w16cid:durableId="7C073234"/>
+  <w16cid:commentId w16cid:paraId="03FCF9B0" w16cid:durableId="02ECAFD0"/>
+  <w16cid:commentId w16cid:paraId="1E7C586E" w16cid:durableId="04CE3BA7"/>
 </w16cid:commentsIds>
 </file>
 
@@ -2860,6 +3147,7 @@
   <w:style w:type="character" w:default="1" w:styleId="DefaultParagraphFont">
     <w:name w:val="Default Paragraph Font"/>
     <w:uiPriority w:val="1"/>
+    <w:semiHidden/>
     <w:unhideWhenUsed/>
   </w:style>
   <w:style w:type="table" w:default="1" w:styleId="TableNormal">

--- a/2026-05-15_Alabama_script.docx
+++ b/2026-05-15_Alabama_script.docx
@@ -1337,42 +1337,80 @@
     </w:p>
     <w:p/>
     <w:p>
-      <w:commentRangeStart w:id="4"/>
-      <w:r>
-        <w:t xml:space="preserve">Finding Your Purpose zine/workbook by Hannah Alpert Abrams, </w:t>
-      </w:r>
-    </w:p>
-    <w:p/>
+      <w:pPr>
+        <w:rPr>
+          <w:b/>
+          <w:bCs/>
+        </w:rPr>
+      </w:pPr>
+      <w:r>
+        <w:rPr>
+          <w:b/>
+          <w:bCs/>
+        </w:rPr>
+        <w:t>Slide 14</w:t>
+      </w:r>
+    </w:p>
+    <w:p>
+      <w:r>
+        <w:t>Finding Your Purpose zine/workbook by Hannah Alpert Abrams</w:t>
+      </w:r>
+      <w:r>
+        <w:t xml:space="preserve"> [describe]</w:t>
+      </w:r>
+    </w:p>
+    <w:p/>
+    <w:p>
+      <w:pPr>
+        <w:rPr>
+          <w:b/>
+          <w:bCs/>
+        </w:rPr>
+      </w:pPr>
+      <w:r>
+        <w:rPr>
+          <w:b/>
+          <w:bCs/>
+        </w:rPr>
+        <w:t>Slide 15</w:t>
+      </w:r>
+    </w:p>
     <w:p>
       <w:r>
         <w:t>Imagine PhD</w:t>
       </w:r>
       <w:r>
-        <w:t xml:space="preserve">, </w:t>
-      </w:r>
-    </w:p>
-    <w:p/>
-    <w:p>
-      <w:r>
-        <w:t>YearCompass guide</w:t>
-      </w:r>
-      <w:r>
-        <w:t>. Your institution's Career Planning office can help you navigate this, too</w:t>
-      </w:r>
-      <w:r>
-        <w:t>.</w:t>
-      </w:r>
-      <w:r>
-        <w:t xml:space="preserve"> I have a bunch of resources gathered at the link. </w:t>
-      </w:r>
-      <w:commentRangeEnd w:id="4"/>
-      <w:r>
-        <w:rPr>
-          <w:rStyle w:val="CommentReference"/>
-          <w:sz w:val="22"/>
-          <w:szCs w:val="22"/>
-        </w:rPr>
-        <w:commentReference w:id="4"/>
+        <w:t xml:space="preserve"> </w:t>
+      </w:r>
+      <w:r>
+        <w:t>[describe]</w:t>
+      </w:r>
+    </w:p>
+    <w:p/>
+    <w:p>
+      <w:pPr>
+        <w:rPr>
+          <w:b/>
+          <w:bCs/>
+        </w:rPr>
+      </w:pPr>
+      <w:r>
+        <w:rPr>
+          <w:b/>
+          <w:bCs/>
+        </w:rPr>
+        <w:t>Slide 16</w:t>
+      </w:r>
+    </w:p>
+    <w:p>
+      <w:r>
+        <w:t>YearCompass guid</w:t>
+      </w:r>
+      <w:r>
+        <w:t>e [describe]</w:t>
+      </w:r>
+      <w:r>
+        <w:t xml:space="preserve"> </w:t>
       </w:r>
     </w:p>
     <w:p/>
@@ -1408,7 +1446,7 @@
           <w:b/>
           <w:bCs/>
         </w:rPr>
-        <w:t>4</w:t>
+        <w:t>7</w:t>
       </w:r>
       <w:r>
         <w:rPr>
@@ -1452,6 +1490,7 @@
         </w:numPr>
       </w:pPr>
       <w:r>
+        <w:lastRenderedPageBreak/>
         <w:t xml:space="preserve">Guard your time. You don't have to say yes to everything. </w:t>
       </w:r>
       <w:r>
@@ -1466,7 +1505,6 @@
         </w:numPr>
       </w:pPr>
       <w:r>
-        <w:lastRenderedPageBreak/>
         <w:t>Seek out and use resources well before you need them. Lots of people have been working on these questions and there are many tools to support you, if you are open to them.</w:t>
       </w:r>
     </w:p>
@@ -1494,18 +1532,18 @@
           <w:numId w:val="7"/>
         </w:numPr>
       </w:pPr>
-      <w:commentRangeStart w:id="5"/>
+      <w:commentRangeStart w:id="4"/>
       <w:r>
         <w:t>Finally</w:t>
       </w:r>
-      <w:commentRangeEnd w:id="5"/>
+      <w:commentRangeEnd w:id="4"/>
       <w:r>
         <w:rPr>
           <w:rStyle w:val="CommentReference"/>
           <w:sz w:val="22"/>
           <w:szCs w:val="22"/>
         </w:rPr>
-        <w:commentReference w:id="5"/>
+        <w:commentReference w:id="4"/>
       </w:r>
       <w:r>
         <w:t xml:space="preserve">, and maybe most important: Find your people. Connect with peers -- Create a writing group, connect with people outside the university, figure out who you can lean on. Identify mentors -- Who among the faculty will have your back when you need it? Maybe your advisor, maybe someone else. Always be building relationships—not only because networking is important professionally, but because these are the relationships that sustain us. </w:t>
@@ -1539,7 +1577,7 @@
           <w:b/>
           <w:bCs/>
         </w:rPr>
-        <w:t>5</w:t>
+        <w:t>8</w:t>
       </w:r>
       <w:r>
         <w:rPr>
@@ -1600,7 +1638,7 @@
           <w:bCs/>
         </w:rPr>
       </w:pPr>
-      <w:commentRangeStart w:id="6"/>
+      <w:commentRangeStart w:id="5"/>
       <w:r>
         <w:rPr>
           <w:b/>
@@ -1613,7 +1651,7 @@
           <w:b/>
           <w:bCs/>
         </w:rPr>
-        <w:t>6</w:t>
+        <w:t>9</w:t>
       </w:r>
       <w:r>
         <w:rPr>
@@ -1622,7 +1660,7 @@
         </w:rPr>
         <w:t xml:space="preserve"> - Thank you</w:t>
       </w:r>
-      <w:commentRangeEnd w:id="6"/>
+      <w:commentRangeEnd w:id="5"/>
       <w:r>
         <w:rPr>
           <w:rStyle w:val="CommentReference"/>
@@ -1631,7 +1669,7 @@
           <w:sz w:val="22"/>
           <w:szCs w:val="22"/>
         </w:rPr>
-        <w:commentReference w:id="6"/>
+        <w:commentReference w:id="5"/>
       </w:r>
     </w:p>
     <w:p>
@@ -1720,7 +1758,7 @@
       </w:r>
     </w:p>
   </w:comment>
-  <w:comment w:id="4" w:author="Katina Rogers" w:date="2026-05-08T13:04:00Z" w:initials="KR">
+  <w:comment w:id="4" w:author="Katina Rogers" w:date="2026-05-08T13:06:00Z" w:initials="KR">
     <w:p>
       <w:r>
         <w:rPr>
@@ -1733,28 +1771,11 @@
           <w:sz w:val="20"/>
           <w:szCs w:val="20"/>
         </w:rPr>
-        <w:t>describe each</w:t>
+        <w:t>Fix the order on the slides</w:t>
       </w:r>
     </w:p>
   </w:comment>
-  <w:comment w:id="5" w:author="Katina Rogers" w:date="2026-05-08T13:06:00Z" w:initials="KR">
-    <w:p>
-      <w:r>
-        <w:rPr>
-          <w:rStyle w:val="CommentReference"/>
-        </w:rPr>
-        <w:annotationRef/>
-      </w:r>
-      <w:r>
-        <w:rPr>
-          <w:sz w:val="20"/>
-          <w:szCs w:val="20"/>
-        </w:rPr>
-        <w:t>Fix the order on the slides</w:t>
-      </w:r>
-    </w:p>
-  </w:comment>
-  <w:comment w:id="6" w:author="Katina Rogers" w:date="2026-05-08T13:09:00Z" w:initials="KR">
+  <w:comment w:id="5" w:author="Katina Rogers" w:date="2026-05-08T13:09:00Z" w:initials="KR">
     <w:p>
       <w:r>
         <w:rPr>
@@ -1778,7 +1799,6 @@
 <w15:commentsEx xmlns:wpc="http://schemas.microsoft.com/office/word/2010/wordprocessingCanvas" xmlns:cx="http://schemas.microsoft.com/office/drawing/2014/chartex" xmlns:cx1="http://schemas.microsoft.com/office/drawing/2015/9/8/chartex" xmlns:cx2="http://schemas.microsoft.com/office/drawing/2015/10/21/chartex" xmlns:cx3="http://schemas.microsoft.com/office/drawing/2016/5/9/chartex" xmlns:cx4="http://schemas.microsoft.com/office/drawing/2016/5/10/chartex" xmlns:cx5="http://schemas.microsoft.com/office/drawing/2016/5/11/chartex" xmlns:cx6="http://schemas.microsoft.com/office/drawing/2016/5/12/chartex" xmlns:cx7="http://schemas.microsoft.com/office/drawing/2016/5/13/chartex" xmlns:cx8="http://schemas.microsoft.com/office/drawing/2016/5/14/chartex" xmlns:mc="http://schemas.openxmlformats.org/markup-compatibility/2006" xmlns:aink="http://schemas.microsoft.com/office/drawing/2016/ink" xmlns:am3d="http://schemas.microsoft.com/office/drawing/2017/model3d" xmlns:o="urn:schemas-microsoft-com:office:office" xmlns:oel="http://schemas.microsoft.com/office/2019/extlst" xmlns:r="http://schemas.openxmlformats.org/officeDocument/2006/relationships" xmlns:m="http://schemas.openxmlformats.org/officeDocument/2006/math" xmlns:v="urn:schemas-microsoft-com:vml" xmlns:wp14="http://schemas.microsoft.com/office/word/2010/wordprocessingDrawing" xmlns:wp="http://schemas.openxmlformats.org/drawingml/2006/wordprocessingDrawing" xmlns:w10="urn:schemas-microsoft-com:office:word" xmlns:w="http://schemas.openxmlformats.org/wordprocessingml/2006/main" xmlns:w14="http://schemas.microsoft.com/office/word/2010/wordml" xmlns:w15="http://schemas.microsoft.com/office/word/2012/wordml" xmlns:w16cex="http://schemas.microsoft.com/office/word/2018/wordml/cex" xmlns:w16cid="http://schemas.microsoft.com/office/word/2016/wordml/cid" xmlns:w16="http://schemas.microsoft.com/office/word/2018/wordml" xmlns:w16du="http://schemas.microsoft.com/office/word/2023/wordml/word16du" xmlns:w16sdtdh="http://schemas.microsoft.com/office/word/2020/wordml/sdtdatahash" xmlns:w16sdtfl="http://schemas.microsoft.com/office/word/2024/wordml/sdtformatlock" xmlns:w16se="http://schemas.microsoft.com/office/word/2015/wordml/symex" xmlns:wpg="http://schemas.microsoft.com/office/word/2010/wordprocessingGroup" xmlns:wpi="http://schemas.microsoft.com/office/word/2010/wordprocessingInk" xmlns:wne="http://schemas.microsoft.com/office/word/2006/wordml" xmlns:wps="http://schemas.microsoft.com/office/word/2010/wordprocessingShape" mc:Ignorable="w14 w15 w16se w16cid w16 w16cex w16sdtdh w16sdtfl w16du wp14">
   <w15:commentEx w15:paraId="6307307C" w15:done="0"/>
   <w15:commentEx w15:paraId="0000009C" w15:done="0"/>
-  <w15:commentEx w15:paraId="27F24F78" w15:done="0"/>
   <w15:commentEx w15:paraId="03FCF9B0" w15:done="0"/>
   <w15:commentEx w15:paraId="1E7C586E" w15:done="0"/>
 </w15:commentsEx>
@@ -1787,7 +1807,6 @@
 <file path=word/commentsExtensible.xml><?xml version="1.0" encoding="utf-8"?>
 <w16cex:commentsExtensible xmlns:wpc="http://schemas.microsoft.com/office/word/2010/wordprocessingCanvas" xmlns:cx="http://schemas.microsoft.com/office/drawing/2014/chartex" xmlns:cx1="http://schemas.microsoft.com/office/drawing/2015/9/8/chartex" xmlns:cx2="http://schemas.microsoft.com/office/drawing/2015/10/21/chartex" xmlns:cx3="http://schemas.microsoft.com/office/drawing/2016/5/9/chartex" xmlns:cx4="http://schemas.microsoft.com/office/drawing/2016/5/10/chartex" xmlns:cx5="http://schemas.microsoft.com/office/drawing/2016/5/11/chartex" xmlns:cx6="http://schemas.microsoft.com/office/drawing/2016/5/12/chartex" xmlns:cx7="http://schemas.microsoft.com/office/drawing/2016/5/13/chartex" xmlns:cx8="http://schemas.microsoft.com/office/drawing/2016/5/14/chartex" xmlns:cr="http://schemas.microsoft.com/office/comments/2020/reactions" xmlns:mc="http://schemas.openxmlformats.org/markup-compatibility/2006" xmlns:aink="http://schemas.microsoft.com/office/drawing/2016/ink" xmlns:am3d="http://schemas.microsoft.com/office/drawing/2017/model3d" xmlns:o="urn:schemas-microsoft-com:office:office" xmlns:oel="http://schemas.microsoft.com/office/2019/extlst" xmlns:r="http://schemas.openxmlformats.org/officeDocument/2006/relationships" xmlns:m="http://schemas.openxmlformats.org/officeDocument/2006/math" xmlns:v="urn:schemas-microsoft-com:vml" xmlns:wp14="http://schemas.microsoft.com/office/word/2010/wordprocessingDrawing" xmlns:wp="http://schemas.openxmlformats.org/drawingml/2006/wordprocessingDrawing" xmlns:w10="urn:schemas-microsoft-com:office:word" xmlns:w="http://schemas.openxmlformats.org/wordprocessingml/2006/main" xmlns:w14="http://schemas.microsoft.com/office/word/2010/wordml" xmlns:w15="http://schemas.microsoft.com/office/word/2012/wordml" xmlns:w16cex="http://schemas.microsoft.com/office/word/2018/wordml/cex" xmlns:w16cid="http://schemas.microsoft.com/office/word/2016/wordml/cid" xmlns:w16="http://schemas.microsoft.com/office/word/2018/wordml" xmlns:w16du="http://schemas.microsoft.com/office/word/2023/wordml/word16du" xmlns:w16sdtdh="http://schemas.microsoft.com/office/word/2020/wordml/sdtdatahash" xmlns:w16sdtfl="http://schemas.microsoft.com/office/word/2024/wordml/sdtformatlock" xmlns:w16se="http://schemas.microsoft.com/office/word/2015/wordml/symex" xmlns:wpg="http://schemas.microsoft.com/office/word/2010/wordprocessingGroup" xmlns:wpi="http://schemas.microsoft.com/office/word/2010/wordprocessingInk" xmlns:wne="http://schemas.microsoft.com/office/word/2006/wordml" xmlns:wps="http://schemas.microsoft.com/office/word/2010/wordprocessingShape" mc:Ignorable="w14 w15 w16se w16cid w16 w16cex w16sdtdh w16sdtfl cr w16du wp14">
   <w16cex:commentExtensible w16cex:durableId="090BA039" w16cex:dateUtc="2026-05-08T17:45:00Z"/>
-  <w16cex:commentExtensible w16cex:durableId="7C073234" w16cex:dateUtc="2026-05-08T17:04:00Z"/>
   <w16cex:commentExtensible w16cex:durableId="02ECAFD0" w16cex:dateUtc="2026-05-08T17:06:00Z"/>
   <w16cex:commentExtensible w16cex:durableId="04CE3BA7" w16cex:dateUtc="2026-05-08T17:09:00Z"/>
 </w16cex:commentsExtensible>
@@ -1797,7 +1816,6 @@
 <w16cid:commentsIds xmlns:wpc="http://schemas.microsoft.com/office/word/2010/wordprocessingCanvas" xmlns:cx="http://schemas.microsoft.com/office/drawing/2014/chartex" xmlns:cx1="http://schemas.microsoft.com/office/drawing/2015/9/8/chartex" xmlns:cx2="http://schemas.microsoft.com/office/drawing/2015/10/21/chartex" xmlns:cx3="http://schemas.microsoft.com/office/drawing/2016/5/9/chartex" xmlns:cx4="http://schemas.microsoft.com/office/drawing/2016/5/10/chartex" xmlns:cx5="http://schemas.microsoft.com/office/drawing/2016/5/11/chartex" xmlns:cx6="http://schemas.microsoft.com/office/drawing/2016/5/12/chartex" xmlns:cx7="http://schemas.microsoft.com/office/drawing/2016/5/13/chartex" xmlns:cx8="http://schemas.microsoft.com/office/drawing/2016/5/14/chartex" xmlns:mc="http://schemas.openxmlformats.org/markup-compatibility/2006" xmlns:aink="http://schemas.microsoft.com/office/drawing/2016/ink" xmlns:am3d="http://schemas.microsoft.com/office/drawing/2017/model3d" xmlns:o="urn:schemas-microsoft-com:office:office" xmlns:oel="http://schemas.microsoft.com/office/2019/extlst" xmlns:r="http://schemas.openxmlformats.org/officeDocument/2006/relationships" xmlns:m="http://schemas.openxmlformats.org/officeDocument/2006/math" xmlns:v="urn:schemas-microsoft-com:vml" xmlns:wp14="http://schemas.microsoft.com/office/word/2010/wordprocessingDrawing" xmlns:wp="http://schemas.openxmlformats.org/drawingml/2006/wordprocessingDrawing" xmlns:w10="urn:schemas-microsoft-com:office:word" xmlns:w="http://schemas.openxmlformats.org/wordprocessingml/2006/main" xmlns:w14="http://schemas.microsoft.com/office/word/2010/wordml" xmlns:w15="http://schemas.microsoft.com/office/word/2012/wordml" xmlns:w16cex="http://schemas.microsoft.com/office/word/2018/wordml/cex" xmlns:w16cid="http://schemas.microsoft.com/office/word/2016/wordml/cid" xmlns:w16="http://schemas.microsoft.com/office/word/2018/wordml" xmlns:w16du="http://schemas.microsoft.com/office/word/2023/wordml/word16du" xmlns:w16sdtdh="http://schemas.microsoft.com/office/word/2020/wordml/sdtdatahash" xmlns:w16sdtfl="http://schemas.microsoft.com/office/word/2024/wordml/sdtformatlock" xmlns:w16se="http://schemas.microsoft.com/office/word/2015/wordml/symex" xmlns:wpg="http://schemas.microsoft.com/office/word/2010/wordprocessingGroup" xmlns:wpi="http://schemas.microsoft.com/office/word/2010/wordprocessingInk" xmlns:wne="http://schemas.microsoft.com/office/word/2006/wordml" xmlns:wps="http://schemas.microsoft.com/office/word/2010/wordprocessingShape" mc:Ignorable="w14 w15 w16se w16cid w16 w16cex w16sdtdh w16sdtfl w16du wp14">
   <w16cid:commentId w16cid:paraId="6307307C" w16cid:durableId="090BA039"/>
   <w16cid:commentId w16cid:paraId="0000009C" w16cid:durableId="0000009C"/>
-  <w16cid:commentId w16cid:paraId="27F24F78" w16cid:durableId="7C073234"/>
   <w16cid:commentId w16cid:paraId="03FCF9B0" w16cid:durableId="02ECAFD0"/>
   <w16cid:commentId w16cid:paraId="1E7C586E" w16cid:durableId="04CE3BA7"/>
 </w16cid:commentsIds>
